--- a/courts/second-circuit/connecticut/state/court-of-appeals/motion-brief/usage/OUTPUT-motion-brief.docx
+++ b/courts/second-circuit/connecticut/state/court-of-appeals/motion-brief/usage/OUTPUT-motion-brief.docx
@@ -302,13 +302,7 @@
         <w:pStyle w:val="BodyText"/>
       </w:pPr>
       <w:r>
-        <w:t xml:space="preserve">Pursuant to Rules of Appellate Practice § 66-⁠8, the Plaintiff-Appellee, Michelle Benivegna, respectfully moves to dismiss Defendant’s interlocutory appeal to the Appellate Court from the trial court’s denial of Defendant’s special motion to dismiss. The Appellate Court is without subject matter jurisdiction. The trial court’s denial of Defendant’s special motion to dismiss pursuant to §52</w:t>
-      </w:r>
-      <w:r>
-        <w:noBreakHyphen/>
-      </w:r>
-      <w:r>
-        <w:t xml:space="preserve">196a is not, under the facts of this case, an appealable final judgment pursuant to statutory law or the second prong of Curcio. Accordingly, this court is without subject matter jurisdiction to hear this appeal.</w:t>
+        <w:t xml:space="preserve">Pursuant to Rules of Appellate Practice § 66-⁠8, the Plaintiff-Appellee, Michelle Benivegna, respectfully moves to dismiss Defendant’s interlocutory appeal to the Appellate Court from the trial court’s denial of Defendant’s special motion to dismiss. The Appellate Court is without subject matter jurisdiction. The trial court’s denial of Defendant’s special motion to dismiss pursuant to §52-⁠196a is not, under the facts of this case, an appealable final judgment pursuant to statutory law or the second prong of Curcio. Accordingly, this court is without subject matter jurisdiction to hear this appeal.</w:t>
       </w:r>
     </w:p>
     <w:p>
@@ -2057,19 +2051,7 @@
         <w:t xml:space="preserve"> </w:t>
       </w:r>
       <w:r>
-        <w:t xml:space="preserve">“Our Supreme Court has recognized rare circumstances where Curcio’s second prong is satisfied, so as to permit interlocutory review of the denial of a motion to dismiss. Such review is available when the motion to dismiss is based on sovereign immunity; Shay v. Rossi, 253 Conn. 134, 164</w:t>
-      </w:r>
-      <w:r>
-        <w:noBreakHyphen/>
-      </w:r>
-      <w:r>
-        <w:t xml:space="preserve">65, 749 A.2d 1147 (2000), overruled in part on other grounds by Miller v. Egan, 265 Conn. 301, 325, 828 A.2d 549 (2003); double jeopardy; State v. Tate, 256 Conn. 262, 276, 773 A.2d 308 (2001); collateral estoppel; Convalescent Center of Bloomfield, Inc. v. Dept. of Income Maintenance, 208 Conn. 187, 194, 544 A.2d 604 (1988) (noting that collateral estoppel is civil law analogue to criminal law’s double jeopardy); and ministerial immunity; Dayner v. Archdiocese of Hartford, 301 Conn. 759, 769</w:t>
-      </w:r>
-      <w:r>
-        <w:noBreakHyphen/>
-      </w:r>
-      <w:r>
-        <w:t xml:space="preserve">72, 23 A.3d 1192 (2011); Harger v. Odlum, 153 Conn. App. 764, 770 (2014). “In each of those situations, the party seeking dismissal demonstrated that a statutory or constitutional right not to litigate, which already was secured to that party, would have been irretrievably lost if the party were denied the right to an immediate appeal.”</w:t>
+        <w:t xml:space="preserve">“Our Supreme Court has recognized rare circumstances where Curcio’s second prong is satisfied, so as to permit interlocutory review of the denial of a motion to dismiss. Such review is available when the motion to dismiss is based on sovereign immunity; Shay v. Rossi, 253 Conn. 134, 164-⁠65, 749 A.2d 1147 (2000), overruled in part on other grounds by Miller v. Egan, 265 Conn. 301, 325, 828 A.2d 549 (2003); double jeopardy; State v. Tate, 256 Conn. 262, 276, 773 A.2d 308 (2001); collateral estoppel; Convalescent Center of Bloomfield, Inc. v. Dept. of Income Maintenance, 208 Conn. 187, 194, 544 A.2d 604 (1988) (noting that collateral estoppel is civil law analogue to criminal law’s double jeopardy); and ministerial immunity; Dayner v. Archdiocese of Hartford, 301 Conn. 759, 769-⁠72, 23 A.3d 1192 (2011); Harger v. Odlum, 153 Conn. App. 764, 770 (2014). “In each of those situations, the party seeking dismissal demonstrated that a statutory or constitutional right not to litigate, which already was secured to that party, would have been irretrievably lost if the party were denied the right to an immediate appeal.”</w:t>
       </w:r>
       <w:r>
         <w:t xml:space="preserve"> </w:t>
@@ -2087,13 +2069,7 @@
         <w:t xml:space="preserve"> </w:t>
       </w:r>
       <w:r>
-        <w:t xml:space="preserve">Id. In this case, the Defendants’ claim for a right to an interlocutory appeal is based solely on the denial of his motion to dismiss as untimely. It is not an appeal regarding his substantive right. Rather than resulting in some cognizable harm to the Defendants, providing an interlocutory appeal to the denial of a special motion to dismiss pursuant to §52</w:t>
-      </w:r>
-      <w:r>
-        <w:noBreakHyphen/>
-      </w:r>
-      <w:r>
-        <w:t xml:space="preserve">196a would undermine the very interests intended to be served by the final judgment rule and Curcio. Here, the Defendant cannot make such a colorable claim because the statutory time period within which to move to dismiss expired, the motion cannot prevail. Conn. Gen. Stat. § 52-⁠196a provides a very specific and limited right to challenge Plaintiff’s action and seek interlocutory review. The Defendant did not avail himself of Conn. Gen. Stat. § 52-⁠196a within the time period specifically granted by the legislature. Thus, only the right to file a special motion to dismiss is lost and seek interlocutory review. Defendant Miller’s right to defend against the action and raise all the defenses is preserved for later in the litigation.</w:t>
+        <w:t xml:space="preserve">Id. In this case, the Defendants’ claim for a right to an interlocutory appeal is based solely on the denial of his motion to dismiss as untimely. It is not an appeal regarding his substantive right. Rather than resulting in some cognizable harm to the Defendants, providing an interlocutory appeal to the denial of a special motion to dismiss pursuant to §52-⁠196a would undermine the very interests intended to be served by the final judgment rule and Curcio. Here, the Defendant cannot make such a colorable claim because the statutory time period within which to move to dismiss expired, the motion cannot prevail. Conn. Gen. Stat. § 52-⁠196a provides a very specific and limited right to challenge Plaintiff’s action and seek interlocutory review. The Defendant did not avail himself of Conn. Gen. Stat. § 52-⁠196a within the time period specifically granted by the legislature. Thus, only the right to file a special motion to dismiss is lost and seek interlocutory review. Defendant Miller’s right to defend against the action and raise all the defenses is preserved for later in the litigation.</w:t>
       </w:r>
     </w:p>
     <w:p>
@@ -2137,13 +2113,7 @@
         <w:pStyle w:val="BodyText"/>
       </w:pPr>
       <w:r>
-        <w:t xml:space="preserve">The denial of an untimely special motion to dismiss under Conn. Gen. Stat. §52</w:t>
-      </w:r>
-      <w:r>
-        <w:noBreakHyphen/>
-      </w:r>
-      <w:r>
-        <w:t xml:space="preserve">196a is not an appealable final judgment pursuant either to the text of the statute itself or under the second prong of Curcio. Accordingly, this appeal must be dismissed.</w:t>
+        <w:t xml:space="preserve">The denial of an untimely special motion to dismiss under Conn. Gen. Stat. §52-⁠196a is not an appealable final judgment pursuant either to the text of the statute itself or under the second prong of Curcio. Accordingly, this appeal must be dismissed.</w:t>
       </w:r>
     </w:p>
     <w:p>
@@ -2363,9 +2333,7 @@
               <w:t xml:space="preserve"> </w:t>
             </w:r>
             <w:r>
-              <w:t xml:space="preserve">498</w:t>
-              <w:noBreakHyphen/>
-              <w:t xml:space="preserve">0065</w:t>
+              <w:t xml:space="preserve">498-⁠0065</w:t>
             </w:r>
           </w:p>
           <w:p>
@@ -2387,9 +2355,7 @@
               <w:t xml:space="preserve"> </w:t>
             </w:r>
             <w:r>
-              <w:t xml:space="preserve">468</w:t>
-              <w:noBreakHyphen/>
-              <w:t xml:space="preserve">7865</w:t>
+              <w:t xml:space="preserve">468-⁠7865</w:t>
             </w:r>
           </w:p>
           <w:p>
@@ -3811,7 +3777,7 @@
     <w:qFormat/>
     <w:pPr>
       <w:keepLines/>
-      <w:spacing w:before="0" w:after="140" w:line="414" w:lineRule="exact"/>
+      <w:spacing w:before="46" w:after="140" w:line="414" w:lineRule="exact"/>
     </w:pPr>
     <w:rPr>
       <w:sz w:val="24"/>
